--- a/Heurística y algoritmos de optimización genéticos.docx
+++ b/Heurística y algoritmos de optimización genéticos.docx
@@ -3311,6 +3311,1485 @@
           <w:szCs w:val="22"/>
         </w:rPr>
       </w:pPr>
+      <w:proofErr w:type="spellStart"/>
+      <w:r>
+        <w:rPr>
+          <w:b/>
+          <w:bCs/>
+          <w:sz w:val="22"/>
+          <w:szCs w:val="22"/>
+        </w:rPr>
+        <w:t>Simulated</w:t>
+      </w:r>
+      <w:proofErr w:type="spellEnd"/>
+      <w:r>
+        <w:rPr>
+          <w:b/>
+          <w:bCs/>
+          <w:sz w:val="22"/>
+          <w:szCs w:val="22"/>
+        </w:rPr>
+        <w:t xml:space="preserve"> </w:t>
+      </w:r>
+      <w:proofErr w:type="spellStart"/>
+      <w:r>
+        <w:rPr>
+          <w:b/>
+          <w:bCs/>
+          <w:sz w:val="22"/>
+          <w:szCs w:val="22"/>
+        </w:rPr>
+        <w:t>Annealing</w:t>
+      </w:r>
+      <w:proofErr w:type="spellEnd"/>
+    </w:p>
+    <w:p>
+      <w:pPr>
+        <w:jc w:val="both"/>
+        <w:rPr>
+          <w:sz w:val="22"/>
+          <w:szCs w:val="22"/>
+        </w:rPr>
+      </w:pPr>
+      <w:r>
+        <w:rPr>
+          <w:sz w:val="22"/>
+          <w:szCs w:val="22"/>
+        </w:rPr>
+        <w:t>Algoritmo de búsqueda secuencial, que imita el proceso de reducido de acero y cerámicas.</w:t>
+      </w:r>
+      <w:r>
+        <w:rPr>
+          <w:sz w:val="22"/>
+          <w:szCs w:val="22"/>
+        </w:rPr>
+        <w:t xml:space="preserve"> El material se calienta y luego se engría lentamente para obtener una estructura cristalina de menor energía</w:t>
+      </w:r>
+      <w:r>
+        <w:rPr>
+          <w:sz w:val="22"/>
+          <w:szCs w:val="22"/>
+        </w:rPr>
+        <w:t xml:space="preserve"> (</w:t>
+      </w:r>
+      <w:r>
+        <w:rPr>
+          <w:b/>
+          <w:bCs/>
+          <w:sz w:val="22"/>
+          <w:szCs w:val="22"/>
+        </w:rPr>
+        <w:t>óptimo global</w:t>
+      </w:r>
+      <w:r>
+        <w:rPr>
+          <w:sz w:val="22"/>
+          <w:szCs w:val="22"/>
+        </w:rPr>
+        <w:t>)</w:t>
+      </w:r>
+      <w:r>
+        <w:rPr>
+          <w:sz w:val="22"/>
+          <w:szCs w:val="22"/>
+        </w:rPr>
+        <w:t>.</w:t>
+      </w:r>
+    </w:p>
+    <w:p>
+      <w:pPr>
+        <w:pStyle w:val="Prrafodelista"/>
+        <w:numPr>
+          <w:ilvl w:val="0"/>
+          <w:numId w:val="12"/>
+        </w:numPr>
+        <w:jc w:val="both"/>
+        <w:rPr>
+          <w:sz w:val="22"/>
+          <w:szCs w:val="22"/>
+        </w:rPr>
+      </w:pPr>
+      <w:r>
+        <w:rPr>
+          <w:sz w:val="22"/>
+          <w:szCs w:val="22"/>
+        </w:rPr>
+        <w:t>El calor causa que los átomos</w:t>
+      </w:r>
+      <w:r>
+        <w:rPr>
+          <w:sz w:val="22"/>
+          <w:szCs w:val="22"/>
+        </w:rPr>
+        <w:t xml:space="preserve"> aumenten su energía y puedan desplazarse.</w:t>
+      </w:r>
+    </w:p>
+    <w:p>
+      <w:pPr>
+        <w:pStyle w:val="Prrafodelista"/>
+        <w:numPr>
+          <w:ilvl w:val="0"/>
+          <w:numId w:val="12"/>
+        </w:numPr>
+        <w:jc w:val="both"/>
+        <w:rPr>
+          <w:sz w:val="22"/>
+          <w:szCs w:val="22"/>
+        </w:rPr>
+      </w:pPr>
+      <w:r>
+        <w:rPr>
+          <w:sz w:val="22"/>
+          <w:szCs w:val="22"/>
+        </w:rPr>
+        <w:t xml:space="preserve">El proceso de enfriamiento lento recristaliza el material en configuraciones con </w:t>
+      </w:r>
+      <w:r>
+        <w:rPr>
+          <w:b/>
+          <w:bCs/>
+          <w:sz w:val="22"/>
+          <w:szCs w:val="22"/>
+        </w:rPr>
+        <w:t>menor energía.</w:t>
+      </w:r>
+    </w:p>
+    <w:p>
+      <w:pPr>
+        <w:jc w:val="both"/>
+        <w:rPr>
+          <w:sz w:val="22"/>
+          <w:szCs w:val="22"/>
+        </w:rPr>
+      </w:pPr>
+      <w:r>
+        <w:rPr>
+          <w:sz w:val="22"/>
+          <w:szCs w:val="22"/>
+        </w:rPr>
+        <w:t>Una temperatura inicial muy alta o un esquema de enfriamiento muy rápido</w:t>
+      </w:r>
+      <w:r>
+        <w:rPr>
+          <w:sz w:val="22"/>
+          <w:szCs w:val="22"/>
+        </w:rPr>
+        <w:t xml:space="preserve"> (o muy lento)</w:t>
+      </w:r>
+      <w:r>
+        <w:rPr>
+          <w:sz w:val="22"/>
+          <w:szCs w:val="22"/>
+        </w:rPr>
+        <w:t xml:space="preserve"> </w:t>
+      </w:r>
+      <w:r>
+        <w:rPr>
+          <w:sz w:val="22"/>
+          <w:szCs w:val="22"/>
+        </w:rPr>
+        <w:t>pueden resultar en imperfecciones en la estructura (</w:t>
+      </w:r>
+      <w:r>
+        <w:rPr>
+          <w:b/>
+          <w:bCs/>
+          <w:sz w:val="22"/>
+          <w:szCs w:val="22"/>
+        </w:rPr>
+        <w:t>óptimos locales</w:t>
+      </w:r>
+      <w:r>
+        <w:rPr>
+          <w:sz w:val="22"/>
+          <w:szCs w:val="22"/>
+        </w:rPr>
+        <w:t>).</w:t>
+      </w:r>
+      <w:r>
+        <w:rPr>
+          <w:sz w:val="22"/>
+          <w:szCs w:val="22"/>
+        </w:rPr>
+        <w:t xml:space="preserve"> </w:t>
+      </w:r>
+    </w:p>
+    <w:p>
+      <w:pPr>
+        <w:jc w:val="both"/>
+        <w:rPr>
+          <w:sz w:val="22"/>
+          <w:szCs w:val="22"/>
+        </w:rPr>
+      </w:pPr>
+      <w:r>
+        <w:rPr>
+          <w:sz w:val="22"/>
+          <w:szCs w:val="22"/>
+        </w:rPr>
+        <w:lastRenderedPageBreak/>
+        <w:t>Características</w:t>
+      </w:r>
+    </w:p>
+    <w:p>
+      <w:pPr>
+        <w:pStyle w:val="Prrafodelista"/>
+        <w:numPr>
+          <w:ilvl w:val="0"/>
+          <w:numId w:val="13"/>
+        </w:numPr>
+        <w:jc w:val="both"/>
+        <w:rPr>
+          <w:sz w:val="22"/>
+          <w:szCs w:val="22"/>
+        </w:rPr>
+      </w:pPr>
+      <w:r>
+        <w:rPr>
+          <w:sz w:val="22"/>
+          <w:szCs w:val="22"/>
+        </w:rPr>
+        <w:t>Es muy sensible al parámetro de enfriamiento y a la función de enfriamiento utilizada</w:t>
+      </w:r>
+      <w:r>
+        <w:rPr>
+          <w:sz w:val="22"/>
+          <w:szCs w:val="22"/>
+        </w:rPr>
+        <w:t xml:space="preserve"> (derivada de física utilizada)</w:t>
+      </w:r>
+      <w:r>
+        <w:rPr>
+          <w:sz w:val="22"/>
+          <w:szCs w:val="22"/>
+        </w:rPr>
+        <w:t>.</w:t>
+      </w:r>
+    </w:p>
+    <w:p>
+      <w:pPr>
+        <w:pStyle w:val="Prrafodelista"/>
+        <w:numPr>
+          <w:ilvl w:val="0"/>
+          <w:numId w:val="13"/>
+        </w:numPr>
+        <w:jc w:val="both"/>
+        <w:rPr>
+          <w:sz w:val="22"/>
+          <w:szCs w:val="22"/>
+        </w:rPr>
+      </w:pPr>
+      <w:r>
+        <w:rPr>
+          <w:sz w:val="22"/>
+          <w:szCs w:val="22"/>
+        </w:rPr>
+        <w:t>Es sumamente rápido una vez que está ajustado, si no se cambia “demasiado” el problema</w:t>
+      </w:r>
+      <w:r>
+        <w:rPr>
+          <w:sz w:val="22"/>
+          <w:szCs w:val="22"/>
+        </w:rPr>
+        <w:t xml:space="preserve"> (ej., tráfico de ciudades, asignar horarios en escuela)</w:t>
+      </w:r>
+      <w:r>
+        <w:rPr>
+          <w:sz w:val="22"/>
+          <w:szCs w:val="22"/>
+        </w:rPr>
+        <w:t>.</w:t>
+      </w:r>
+    </w:p>
+    <w:p>
+      <w:pPr>
+        <w:pStyle w:val="Prrafodelista"/>
+        <w:numPr>
+          <w:ilvl w:val="0"/>
+          <w:numId w:val="13"/>
+        </w:numPr>
+        <w:jc w:val="both"/>
+        <w:rPr>
+          <w:sz w:val="22"/>
+          <w:szCs w:val="22"/>
+        </w:rPr>
+      </w:pPr>
+      <w:r>
+        <w:rPr>
+          <w:sz w:val="22"/>
+          <w:szCs w:val="22"/>
+        </w:rPr>
+        <w:t>Es secuencial por lo que encuentra una sola solución.</w:t>
+      </w:r>
+      <w:r>
+        <w:rPr>
+          <w:sz w:val="22"/>
+          <w:szCs w:val="22"/>
+        </w:rPr>
+        <w:t xml:space="preserve"> En cada paso usa una sola solución y al final termina en una sola solución.</w:t>
+      </w:r>
+    </w:p>
+    <w:p>
+      <w:pPr>
+        <w:jc w:val="both"/>
+        <w:rPr>
+          <w:sz w:val="22"/>
+          <w:szCs w:val="22"/>
+        </w:rPr>
+      </w:pPr>
+      <w:r>
+        <w:rPr>
+          <w:sz w:val="22"/>
+          <w:szCs w:val="22"/>
+        </w:rPr>
+        <w:t>Clasificación</w:t>
+      </w:r>
+    </w:p>
+    <w:p>
+      <w:pPr>
+        <w:pStyle w:val="Prrafodelista"/>
+        <w:numPr>
+          <w:ilvl w:val="0"/>
+          <w:numId w:val="14"/>
+        </w:numPr>
+        <w:jc w:val="both"/>
+        <w:rPr>
+          <w:sz w:val="22"/>
+          <w:szCs w:val="22"/>
+        </w:rPr>
+      </w:pPr>
+      <w:r>
+        <w:rPr>
+          <w:b/>
+          <w:bCs/>
+          <w:sz w:val="22"/>
+          <w:szCs w:val="22"/>
+        </w:rPr>
+        <w:t>Secuencial:</w:t>
+      </w:r>
+      <w:r>
+        <w:rPr>
+          <w:sz w:val="22"/>
+          <w:szCs w:val="22"/>
+        </w:rPr>
+        <w:t xml:space="preserve"> una sola solución considerada en cada paso.</w:t>
+      </w:r>
+    </w:p>
+    <w:p>
+      <w:pPr>
+        <w:pStyle w:val="Prrafodelista"/>
+        <w:numPr>
+          <w:ilvl w:val="0"/>
+          <w:numId w:val="14"/>
+        </w:numPr>
+        <w:jc w:val="both"/>
+        <w:rPr>
+          <w:sz w:val="22"/>
+          <w:szCs w:val="22"/>
+        </w:rPr>
+      </w:pPr>
+      <w:r>
+        <w:rPr>
+          <w:b/>
+          <w:bCs/>
+          <w:sz w:val="22"/>
+          <w:szCs w:val="22"/>
+        </w:rPr>
+        <w:t xml:space="preserve">No </w:t>
+      </w:r>
+      <w:proofErr w:type="spellStart"/>
+      <w:r>
+        <w:rPr>
+          <w:b/>
+          <w:bCs/>
+          <w:sz w:val="22"/>
+          <w:szCs w:val="22"/>
+        </w:rPr>
+        <w:t>greedy</w:t>
+      </w:r>
+      <w:proofErr w:type="spellEnd"/>
+      <w:r>
+        <w:rPr>
+          <w:b/>
+          <w:bCs/>
+          <w:sz w:val="22"/>
+          <w:szCs w:val="22"/>
+        </w:rPr>
+        <w:t>:</w:t>
+      </w:r>
+      <w:r>
+        <w:rPr>
+          <w:sz w:val="22"/>
+          <w:szCs w:val="22"/>
+        </w:rPr>
+        <w:t xml:space="preserve"> acepta soluciones de menor calidad que la actual con alguna probabilidad.</w:t>
+      </w:r>
+    </w:p>
+    <w:p>
+      <w:pPr>
+        <w:pStyle w:val="Prrafodelista"/>
+        <w:numPr>
+          <w:ilvl w:val="0"/>
+          <w:numId w:val="14"/>
+        </w:numPr>
+        <w:jc w:val="both"/>
+        <w:rPr>
+          <w:sz w:val="22"/>
+          <w:szCs w:val="22"/>
+        </w:rPr>
+      </w:pPr>
+      <w:r>
+        <w:rPr>
+          <w:b/>
+          <w:bCs/>
+          <w:sz w:val="22"/>
+          <w:szCs w:val="22"/>
+        </w:rPr>
+        <w:t>No evolutivo</w:t>
+      </w:r>
+      <w:r>
+        <w:rPr>
+          <w:sz w:val="22"/>
+          <w:szCs w:val="22"/>
+        </w:rPr>
+        <w:t>: metáfora de reco</w:t>
+      </w:r>
+      <w:r>
+        <w:rPr>
+          <w:sz w:val="22"/>
+          <w:szCs w:val="22"/>
+        </w:rPr>
+        <w:t>c</w:t>
+      </w:r>
+      <w:r>
+        <w:rPr>
+          <w:sz w:val="22"/>
+          <w:szCs w:val="22"/>
+        </w:rPr>
+        <w:t>ido de metales.</w:t>
+      </w:r>
+    </w:p>
+    <w:p>
+      <w:pPr>
+        <w:jc w:val="both"/>
+        <w:rPr>
+          <w:sz w:val="22"/>
+          <w:szCs w:val="22"/>
+        </w:rPr>
+      </w:pPr>
+      <w:r>
+        <w:rPr>
+          <w:sz w:val="22"/>
+          <w:szCs w:val="22"/>
+        </w:rPr>
+        <w:t>Algoritmo básico</w:t>
+      </w:r>
+    </w:p>
+    <w:p>
+      <w:pPr>
+        <w:pStyle w:val="Prrafodelista"/>
+        <w:numPr>
+          <w:ilvl w:val="0"/>
+          <w:numId w:val="15"/>
+        </w:numPr>
+        <w:jc w:val="both"/>
+        <w:rPr>
+          <w:b/>
+          <w:bCs/>
+          <w:sz w:val="22"/>
+          <w:szCs w:val="22"/>
+        </w:rPr>
+      </w:pPr>
+      <w:r>
+        <w:rPr>
+          <w:sz w:val="22"/>
+          <w:szCs w:val="22"/>
+        </w:rPr>
+        <w:t xml:space="preserve">Tomar solución inicial </w:t>
+      </w:r>
+      <w:r>
+        <w:rPr>
+          <w:sz w:val="22"/>
+          <w:szCs w:val="22"/>
+        </w:rPr>
+        <w:t>X</w:t>
+      </w:r>
+      <w:r>
+        <w:rPr>
+          <w:sz w:val="22"/>
+          <w:szCs w:val="22"/>
+          <w:vertAlign w:val="subscript"/>
+        </w:rPr>
+        <w:t>0</w:t>
+      </w:r>
+      <w:r>
+        <w:rPr>
+          <w:sz w:val="22"/>
+          <w:szCs w:val="22"/>
+        </w:rPr>
+        <w:t xml:space="preserve"> y un tamaño máximo del paso </w:t>
+      </w:r>
+      <w:proofErr w:type="spellStart"/>
+      <w:r>
+        <w:rPr>
+          <w:sz w:val="22"/>
+          <w:szCs w:val="22"/>
+        </w:rPr>
+        <w:t>E</w:t>
+      </w:r>
+      <w:r>
+        <w:rPr>
+          <w:sz w:val="22"/>
+          <w:szCs w:val="22"/>
+          <w:vertAlign w:val="subscript"/>
+        </w:rPr>
+        <w:t>max</w:t>
+      </w:r>
+      <w:proofErr w:type="spellEnd"/>
+      <w:r>
+        <w:rPr>
+          <w:sz w:val="22"/>
+          <w:szCs w:val="22"/>
+        </w:rPr>
+        <w:t>.</w:t>
+      </w:r>
+    </w:p>
+    <w:p>
+      <w:pPr>
+        <w:pStyle w:val="Prrafodelista"/>
+        <w:numPr>
+          <w:ilvl w:val="0"/>
+          <w:numId w:val="15"/>
+        </w:numPr>
+        <w:jc w:val="both"/>
+        <w:rPr>
+          <w:b/>
+          <w:bCs/>
+          <w:sz w:val="22"/>
+          <w:szCs w:val="22"/>
+        </w:rPr>
+      </w:pPr>
+      <w:r>
+        <w:rPr>
+          <w:sz w:val="22"/>
+          <w:szCs w:val="22"/>
+        </w:rPr>
+        <w:t>Crear vector de avance R = (r</w:t>
+      </w:r>
+      <w:r>
+        <w:rPr>
+          <w:sz w:val="22"/>
+          <w:szCs w:val="22"/>
+          <w:vertAlign w:val="subscript"/>
+        </w:rPr>
+        <w:t>1</w:t>
+      </w:r>
+      <w:r>
+        <w:rPr>
+          <w:sz w:val="22"/>
+          <w:szCs w:val="22"/>
+        </w:rPr>
+        <w:t>, r</w:t>
+      </w:r>
+      <w:r>
+        <w:rPr>
+          <w:sz w:val="22"/>
+          <w:szCs w:val="22"/>
+          <w:vertAlign w:val="subscript"/>
+        </w:rPr>
+        <w:t>2</w:t>
+      </w:r>
+      <w:r>
+        <w:rPr>
+          <w:sz w:val="22"/>
+          <w:szCs w:val="22"/>
+        </w:rPr>
+        <w:t>, r</w:t>
+      </w:r>
+      <w:r>
+        <w:rPr>
+          <w:sz w:val="22"/>
+          <w:szCs w:val="22"/>
+          <w:vertAlign w:val="subscript"/>
+        </w:rPr>
+        <w:t>3</w:t>
+      </w:r>
+      <w:r>
+        <w:rPr>
+          <w:sz w:val="22"/>
+          <w:szCs w:val="22"/>
+        </w:rPr>
+        <w:t xml:space="preserve">, …, </w:t>
+      </w:r>
+      <w:proofErr w:type="spellStart"/>
+      <w:r>
+        <w:rPr>
+          <w:sz w:val="22"/>
+          <w:szCs w:val="22"/>
+        </w:rPr>
+        <w:t>r</w:t>
+      </w:r>
+      <w:r>
+        <w:rPr>
+          <w:sz w:val="22"/>
+          <w:szCs w:val="22"/>
+          <w:vertAlign w:val="subscript"/>
+        </w:rPr>
+        <w:t>n</w:t>
+      </w:r>
+      <w:proofErr w:type="spellEnd"/>
+      <w:r>
+        <w:rPr>
+          <w:sz w:val="22"/>
+          <w:szCs w:val="22"/>
+        </w:rPr>
+        <w:t>).</w:t>
+      </w:r>
+    </w:p>
+    <w:p>
+      <w:pPr>
+        <w:pStyle w:val="Prrafodelista"/>
+        <w:numPr>
+          <w:ilvl w:val="0"/>
+          <w:numId w:val="15"/>
+        </w:numPr>
+        <w:jc w:val="both"/>
+        <w:rPr>
+          <w:b/>
+          <w:bCs/>
+          <w:sz w:val="22"/>
+          <w:szCs w:val="22"/>
+        </w:rPr>
+      </w:pPr>
+      <w:r>
+        <w:rPr>
+          <w:sz w:val="22"/>
+          <w:szCs w:val="22"/>
+        </w:rPr>
+        <w:t xml:space="preserve">Generar un valor E &lt; </w:t>
+      </w:r>
+      <w:proofErr w:type="spellStart"/>
+      <w:r>
+        <w:rPr>
+          <w:sz w:val="22"/>
+          <w:szCs w:val="22"/>
+        </w:rPr>
+        <w:t>E</w:t>
+      </w:r>
+      <w:r>
+        <w:rPr>
+          <w:sz w:val="22"/>
+          <w:szCs w:val="22"/>
+          <w:vertAlign w:val="subscript"/>
+        </w:rPr>
+        <w:t>max</w:t>
+      </w:r>
+      <w:proofErr w:type="spellEnd"/>
+      <w:r>
+        <w:rPr>
+          <w:sz w:val="22"/>
+          <w:szCs w:val="22"/>
+        </w:rPr>
+        <w:t xml:space="preserve"> al azar.</w:t>
+      </w:r>
+    </w:p>
+    <w:p>
+      <w:pPr>
+        <w:pStyle w:val="Prrafodelista"/>
+        <w:numPr>
+          <w:ilvl w:val="0"/>
+          <w:numId w:val="15"/>
+        </w:numPr>
+        <w:jc w:val="both"/>
+        <w:rPr>
+          <w:b/>
+          <w:bCs/>
+          <w:sz w:val="22"/>
+          <w:szCs w:val="22"/>
+        </w:rPr>
+      </w:pPr>
+      <w:r>
+        <w:rPr>
+          <w:sz w:val="22"/>
+          <w:szCs w:val="22"/>
+        </w:rPr>
+        <w:t>X = X</w:t>
+      </w:r>
+      <w:r>
+        <w:rPr>
+          <w:sz w:val="22"/>
+          <w:szCs w:val="22"/>
+          <w:vertAlign w:val="subscript"/>
+        </w:rPr>
+        <w:t>0</w:t>
+      </w:r>
+      <w:r>
+        <w:rPr>
+          <w:sz w:val="22"/>
+          <w:szCs w:val="22"/>
+        </w:rPr>
+        <w:t xml:space="preserve"> + </w:t>
+      </w:r>
+      <w:proofErr w:type="gramStart"/>
+      <w:r>
+        <w:rPr>
+          <w:sz w:val="22"/>
+          <w:szCs w:val="22"/>
+        </w:rPr>
+        <w:t>E</w:t>
+      </w:r>
+      <w:r>
+        <w:rPr>
+          <w:sz w:val="22"/>
+          <w:szCs w:val="22"/>
+        </w:rPr>
+        <w:t xml:space="preserve"> .</w:t>
+      </w:r>
+      <w:proofErr w:type="gramEnd"/>
+      <w:r>
+        <w:rPr>
+          <w:sz w:val="22"/>
+          <w:szCs w:val="22"/>
+        </w:rPr>
+        <w:t xml:space="preserve"> R.</w:t>
+      </w:r>
+    </w:p>
+    <w:p>
+      <w:pPr>
+        <w:pStyle w:val="Prrafodelista"/>
+        <w:numPr>
+          <w:ilvl w:val="0"/>
+          <w:numId w:val="15"/>
+        </w:numPr>
+        <w:jc w:val="both"/>
+        <w:rPr>
+          <w:b/>
+          <w:bCs/>
+          <w:sz w:val="22"/>
+          <w:szCs w:val="22"/>
+        </w:rPr>
+      </w:pPr>
+      <w:r>
+        <w:rPr>
+          <w:sz w:val="22"/>
+          <w:szCs w:val="22"/>
+        </w:rPr>
+        <w:t>Evaluar y comparar F(X) con F(X</w:t>
+      </w:r>
+      <w:r>
+        <w:rPr>
+          <w:sz w:val="22"/>
+          <w:szCs w:val="22"/>
+          <w:vertAlign w:val="subscript"/>
+        </w:rPr>
+        <w:t>0</w:t>
+      </w:r>
+      <w:r>
+        <w:rPr>
+          <w:sz w:val="22"/>
+          <w:szCs w:val="22"/>
+        </w:rPr>
+        <w:t>).</w:t>
+      </w:r>
+    </w:p>
+    <w:p>
+      <w:pPr>
+        <w:pStyle w:val="Prrafodelista"/>
+        <w:numPr>
+          <w:ilvl w:val="0"/>
+          <w:numId w:val="15"/>
+        </w:numPr>
+        <w:jc w:val="both"/>
+        <w:rPr>
+          <w:b/>
+          <w:bCs/>
+          <w:sz w:val="22"/>
+          <w:szCs w:val="22"/>
+        </w:rPr>
+      </w:pPr>
+      <w:r>
+        <w:rPr>
+          <w:sz w:val="22"/>
+          <w:szCs w:val="22"/>
+        </w:rPr>
+        <w:t xml:space="preserve">Si F(X) &gt; F(X0) entonces X = </w:t>
+      </w:r>
+      <w:r>
+        <w:rPr>
+          <w:sz w:val="22"/>
+          <w:szCs w:val="22"/>
+        </w:rPr>
+        <w:t>X</w:t>
+      </w:r>
+      <w:r>
+        <w:rPr>
+          <w:sz w:val="22"/>
+          <w:szCs w:val="22"/>
+          <w:vertAlign w:val="subscript"/>
+        </w:rPr>
+        <w:t>0</w:t>
+      </w:r>
+      <w:r>
+        <w:rPr>
+          <w:sz w:val="22"/>
+          <w:szCs w:val="22"/>
+        </w:rPr>
+        <w:t>.</w:t>
+      </w:r>
+    </w:p>
+    <w:p>
+      <w:pPr>
+        <w:pStyle w:val="Prrafodelista"/>
+        <w:numPr>
+          <w:ilvl w:val="0"/>
+          <w:numId w:val="15"/>
+        </w:numPr>
+        <w:jc w:val="both"/>
+        <w:rPr>
+          <w:b/>
+          <w:bCs/>
+          <w:sz w:val="22"/>
+          <w:szCs w:val="22"/>
+        </w:rPr>
+      </w:pPr>
+      <w:r>
+        <w:rPr>
+          <w:sz w:val="22"/>
+          <w:szCs w:val="22"/>
+        </w:rPr>
+        <w:t>Si no, acepto el nuevo valor con probabilidad s que depende del tiempo t y de un parámetro T</w:t>
+      </w:r>
+      <w:r>
+        <w:rPr>
+          <w:sz w:val="22"/>
+          <w:szCs w:val="22"/>
+          <w:vertAlign w:val="subscript"/>
+        </w:rPr>
+        <w:t>0</w:t>
+      </w:r>
+      <w:r>
+        <w:rPr>
+          <w:sz w:val="22"/>
+          <w:szCs w:val="22"/>
+        </w:rPr>
+        <w:t xml:space="preserve"> (temperatura inicial).</w:t>
+      </w:r>
+      <w:r>
+        <w:rPr>
+          <w:sz w:val="22"/>
+          <w:szCs w:val="22"/>
+        </w:rPr>
+        <w:t xml:space="preserve"> (Cuando el valor que tengo no es mejor que el anterior)</w:t>
+      </w:r>
+    </w:p>
+    <w:p>
+      <w:pPr>
+        <w:pStyle w:val="Prrafodelista"/>
+        <w:numPr>
+          <w:ilvl w:val="0"/>
+          <w:numId w:val="15"/>
+        </w:numPr>
+        <w:jc w:val="both"/>
+        <w:rPr>
+          <w:b/>
+          <w:bCs/>
+          <w:sz w:val="22"/>
+          <w:szCs w:val="22"/>
+        </w:rPr>
+      </w:pPr>
+      <w:r>
+        <w:rPr>
+          <w:sz w:val="22"/>
+          <w:szCs w:val="22"/>
+        </w:rPr>
+        <w:t>Vu</w:t>
+      </w:r>
+      <w:r>
+        <w:rPr>
+          <w:sz w:val="22"/>
+          <w:szCs w:val="22"/>
+        </w:rPr>
+        <w:t>e</w:t>
+      </w:r>
+      <w:r>
+        <w:rPr>
+          <w:sz w:val="22"/>
+          <w:szCs w:val="22"/>
+        </w:rPr>
+        <w:t xml:space="preserve">lve a 2. </w:t>
+      </w:r>
+    </w:p>
+    <w:p>
+      <w:pPr>
+        <w:jc w:val="both"/>
+        <w:rPr>
+          <w:sz w:val="22"/>
+          <w:szCs w:val="22"/>
+        </w:rPr>
+      </w:pPr>
+      <w:r>
+        <w:rPr>
+          <w:sz w:val="22"/>
+          <w:szCs w:val="22"/>
+        </w:rPr>
+        <w:t>Esquema</w:t>
+      </w:r>
+      <w:r>
+        <w:rPr>
+          <w:sz w:val="22"/>
+          <w:szCs w:val="22"/>
+        </w:rPr>
+        <w:t xml:space="preserve"> simplificado</w:t>
+      </w:r>
+    </w:p>
+    <w:p>
+      <w:pPr>
+        <w:jc w:val="center"/>
+        <w:rPr>
+          <w:b/>
+          <w:bCs/>
+          <w:sz w:val="22"/>
+          <w:szCs w:val="22"/>
+        </w:rPr>
+      </w:pPr>
+      <w:r>
+        <w:rPr>
+          <w:b/>
+          <w:bCs/>
+          <w:sz w:val="22"/>
+          <w:szCs w:val="22"/>
+        </w:rPr>
+        <w:drawing>
+          <wp:inline distT="0" distB="0" distL="0" distR="0" wp14:anchorId="3D7161B0" wp14:editId="5F0DB50C">
+            <wp:extent cx="3925019" cy="3376236"/>
+            <wp:effectExtent l="0" t="0" r="0" b="0"/>
+            <wp:docPr id="3" name="Imagen 3"/>
+            <wp:cNvGraphicFramePr>
+              <a:graphicFrameLocks xmlns:a="http://schemas.openxmlformats.org/drawingml/2006/main" noChangeAspect="1"/>
+            </wp:cNvGraphicFramePr>
+            <a:graphic xmlns:a="http://schemas.openxmlformats.org/drawingml/2006/main">
+              <a:graphicData uri="http://schemas.openxmlformats.org/drawingml/2006/picture">
+                <pic:pic xmlns:pic="http://schemas.openxmlformats.org/drawingml/2006/picture">
+                  <pic:nvPicPr>
+                    <pic:cNvPr id="1" name=""/>
+                    <pic:cNvPicPr/>
+                  </pic:nvPicPr>
+                  <pic:blipFill>
+                    <a:blip r:embed="rId7"/>
+                    <a:stretch>
+                      <a:fillRect/>
+                    </a:stretch>
+                  </pic:blipFill>
+                  <pic:spPr>
+                    <a:xfrm>
+                      <a:off x="0" y="0"/>
+                      <a:ext cx="3930814" cy="3381221"/>
+                    </a:xfrm>
+                    <a:prstGeom prst="rect">
+                      <a:avLst/>
+                    </a:prstGeom>
+                  </pic:spPr>
+                </pic:pic>
+              </a:graphicData>
+            </a:graphic>
+          </wp:inline>
+        </w:drawing>
+      </w:r>
+    </w:p>
+    <w:p>
+      <w:pPr>
+        <w:rPr>
+          <w:sz w:val="22"/>
+          <w:szCs w:val="22"/>
+        </w:rPr>
+      </w:pPr>
+      <w:r>
+        <w:rPr>
+          <w:sz w:val="22"/>
+          <w:szCs w:val="22"/>
+        </w:rPr>
+        <w:lastRenderedPageBreak/>
+        <w:t>Algoritmo complejo</w:t>
+      </w:r>
+    </w:p>
+    <w:p>
+      <w:pPr>
+        <w:pStyle w:val="Prrafodelista"/>
+        <w:numPr>
+          <w:ilvl w:val="0"/>
+          <w:numId w:val="16"/>
+        </w:numPr>
+        <w:jc w:val="both"/>
+        <w:rPr>
+          <w:b/>
+          <w:bCs/>
+          <w:sz w:val="22"/>
+          <w:szCs w:val="22"/>
+        </w:rPr>
+      </w:pPr>
+      <w:r>
+        <w:rPr>
+          <w:sz w:val="22"/>
+          <w:szCs w:val="22"/>
+        </w:rPr>
+        <w:t>Tomar solución inicial X</w:t>
+      </w:r>
+      <w:r>
+        <w:rPr>
+          <w:sz w:val="22"/>
+          <w:szCs w:val="22"/>
+          <w:vertAlign w:val="subscript"/>
+        </w:rPr>
+        <w:t>0</w:t>
+      </w:r>
+      <w:r>
+        <w:rPr>
+          <w:sz w:val="22"/>
+          <w:szCs w:val="22"/>
+        </w:rPr>
+        <w:t xml:space="preserve"> y un tamaño máximo del paso </w:t>
+      </w:r>
+      <w:proofErr w:type="spellStart"/>
+      <w:r>
+        <w:rPr>
+          <w:sz w:val="22"/>
+          <w:szCs w:val="22"/>
+        </w:rPr>
+        <w:t>E</w:t>
+      </w:r>
+      <w:r>
+        <w:rPr>
+          <w:sz w:val="22"/>
+          <w:szCs w:val="22"/>
+          <w:vertAlign w:val="subscript"/>
+        </w:rPr>
+        <w:t>max</w:t>
+      </w:r>
+      <w:proofErr w:type="spellEnd"/>
+      <w:r>
+        <w:rPr>
+          <w:sz w:val="22"/>
+          <w:szCs w:val="22"/>
+        </w:rPr>
+        <w:t>.</w:t>
+      </w:r>
+    </w:p>
+    <w:p>
+      <w:pPr>
+        <w:pStyle w:val="Prrafodelista"/>
+        <w:numPr>
+          <w:ilvl w:val="0"/>
+          <w:numId w:val="16"/>
+        </w:numPr>
+        <w:jc w:val="both"/>
+        <w:rPr>
+          <w:b/>
+          <w:bCs/>
+          <w:sz w:val="22"/>
+          <w:szCs w:val="22"/>
+        </w:rPr>
+      </w:pPr>
+      <w:r>
+        <w:rPr>
+          <w:sz w:val="22"/>
+          <w:szCs w:val="22"/>
+        </w:rPr>
+        <w:t>Crear vector de avance R = (r</w:t>
+      </w:r>
+      <w:r>
+        <w:rPr>
+          <w:sz w:val="22"/>
+          <w:szCs w:val="22"/>
+          <w:vertAlign w:val="subscript"/>
+        </w:rPr>
+        <w:t>1</w:t>
+      </w:r>
+      <w:r>
+        <w:rPr>
+          <w:sz w:val="22"/>
+          <w:szCs w:val="22"/>
+        </w:rPr>
+        <w:t>, r</w:t>
+      </w:r>
+      <w:r>
+        <w:rPr>
+          <w:sz w:val="22"/>
+          <w:szCs w:val="22"/>
+          <w:vertAlign w:val="subscript"/>
+        </w:rPr>
+        <w:t>2</w:t>
+      </w:r>
+      <w:r>
+        <w:rPr>
+          <w:sz w:val="22"/>
+          <w:szCs w:val="22"/>
+        </w:rPr>
+        <w:t>, r</w:t>
+      </w:r>
+      <w:r>
+        <w:rPr>
+          <w:sz w:val="22"/>
+          <w:szCs w:val="22"/>
+          <w:vertAlign w:val="subscript"/>
+        </w:rPr>
+        <w:t>3</w:t>
+      </w:r>
+      <w:r>
+        <w:rPr>
+          <w:sz w:val="22"/>
+          <w:szCs w:val="22"/>
+        </w:rPr>
+        <w:t xml:space="preserve">, …, </w:t>
+      </w:r>
+      <w:proofErr w:type="spellStart"/>
+      <w:r>
+        <w:rPr>
+          <w:sz w:val="22"/>
+          <w:szCs w:val="22"/>
+        </w:rPr>
+        <w:t>r</w:t>
+      </w:r>
+      <w:r>
+        <w:rPr>
+          <w:sz w:val="22"/>
+          <w:szCs w:val="22"/>
+          <w:vertAlign w:val="subscript"/>
+        </w:rPr>
+        <w:t>n</w:t>
+      </w:r>
+      <w:proofErr w:type="spellEnd"/>
+      <w:r>
+        <w:rPr>
+          <w:sz w:val="22"/>
+          <w:szCs w:val="22"/>
+        </w:rPr>
+        <w:t>).</w:t>
+      </w:r>
+    </w:p>
+    <w:p>
+      <w:pPr>
+        <w:pStyle w:val="Prrafodelista"/>
+        <w:numPr>
+          <w:ilvl w:val="0"/>
+          <w:numId w:val="16"/>
+        </w:numPr>
+        <w:jc w:val="both"/>
+        <w:rPr>
+          <w:b/>
+          <w:bCs/>
+          <w:sz w:val="22"/>
+          <w:szCs w:val="22"/>
+        </w:rPr>
+      </w:pPr>
+      <w:r>
+        <w:rPr>
+          <w:sz w:val="22"/>
+          <w:szCs w:val="22"/>
+        </w:rPr>
+        <w:t xml:space="preserve">Generar un valor E &lt; </w:t>
+      </w:r>
+      <w:proofErr w:type="spellStart"/>
+      <w:r>
+        <w:rPr>
+          <w:sz w:val="22"/>
+          <w:szCs w:val="22"/>
+        </w:rPr>
+        <w:t>E</w:t>
+      </w:r>
+      <w:r>
+        <w:rPr>
+          <w:sz w:val="22"/>
+          <w:szCs w:val="22"/>
+          <w:vertAlign w:val="subscript"/>
+        </w:rPr>
+        <w:t>max</w:t>
+      </w:r>
+      <w:proofErr w:type="spellEnd"/>
+      <w:r>
+        <w:rPr>
+          <w:sz w:val="22"/>
+          <w:szCs w:val="22"/>
+        </w:rPr>
+        <w:t xml:space="preserve"> al azar.</w:t>
+      </w:r>
+    </w:p>
+    <w:p>
+      <w:pPr>
+        <w:pStyle w:val="Prrafodelista"/>
+        <w:numPr>
+          <w:ilvl w:val="0"/>
+          <w:numId w:val="16"/>
+        </w:numPr>
+        <w:jc w:val="both"/>
+        <w:rPr>
+          <w:b/>
+          <w:bCs/>
+          <w:sz w:val="22"/>
+          <w:szCs w:val="22"/>
+        </w:rPr>
+      </w:pPr>
+      <w:r>
+        <w:rPr>
+          <w:sz w:val="22"/>
+          <w:szCs w:val="22"/>
+        </w:rPr>
+        <w:t>X = X</w:t>
+      </w:r>
+      <w:r>
+        <w:rPr>
+          <w:sz w:val="22"/>
+          <w:szCs w:val="22"/>
+          <w:vertAlign w:val="subscript"/>
+        </w:rPr>
+        <w:t>0</w:t>
+      </w:r>
+      <w:r>
+        <w:rPr>
+          <w:sz w:val="22"/>
+          <w:szCs w:val="22"/>
+        </w:rPr>
+        <w:t xml:space="preserve"> + </w:t>
+      </w:r>
+      <w:proofErr w:type="gramStart"/>
+      <w:r>
+        <w:rPr>
+          <w:sz w:val="22"/>
+          <w:szCs w:val="22"/>
+        </w:rPr>
+        <w:t>E .</w:t>
+      </w:r>
+      <w:proofErr w:type="gramEnd"/>
+      <w:r>
+        <w:rPr>
+          <w:sz w:val="22"/>
+          <w:szCs w:val="22"/>
+        </w:rPr>
+        <w:t xml:space="preserve"> R.</w:t>
+      </w:r>
+    </w:p>
+    <w:p>
+      <w:pPr>
+        <w:pStyle w:val="Prrafodelista"/>
+        <w:numPr>
+          <w:ilvl w:val="0"/>
+          <w:numId w:val="16"/>
+        </w:numPr>
+        <w:jc w:val="both"/>
+        <w:rPr>
+          <w:b/>
+          <w:bCs/>
+          <w:sz w:val="22"/>
+          <w:szCs w:val="22"/>
+        </w:rPr>
+      </w:pPr>
+      <w:r>
+        <w:rPr>
+          <w:sz w:val="22"/>
+          <w:szCs w:val="22"/>
+        </w:rPr>
+        <w:t>Evaluar y comparar F(X) con F(X</w:t>
+      </w:r>
+      <w:r>
+        <w:rPr>
+          <w:sz w:val="22"/>
+          <w:szCs w:val="22"/>
+          <w:vertAlign w:val="subscript"/>
+        </w:rPr>
+        <w:t>0</w:t>
+      </w:r>
+      <w:r>
+        <w:rPr>
+          <w:sz w:val="22"/>
+          <w:szCs w:val="22"/>
+        </w:rPr>
+        <w:t>).</w:t>
+      </w:r>
+    </w:p>
+    <w:p>
+      <w:pPr>
+        <w:pStyle w:val="Prrafodelista"/>
+        <w:numPr>
+          <w:ilvl w:val="0"/>
+          <w:numId w:val="16"/>
+        </w:numPr>
+        <w:jc w:val="both"/>
+        <w:rPr>
+          <w:b/>
+          <w:bCs/>
+          <w:sz w:val="22"/>
+          <w:szCs w:val="22"/>
+        </w:rPr>
+      </w:pPr>
+      <w:r>
+        <w:rPr>
+          <w:sz w:val="22"/>
+          <w:szCs w:val="22"/>
+        </w:rPr>
+        <w:t>Si F(X) &gt; F(X0) entonces X = X</w:t>
+      </w:r>
+      <w:r>
+        <w:rPr>
+          <w:sz w:val="22"/>
+          <w:szCs w:val="22"/>
+          <w:vertAlign w:val="subscript"/>
+        </w:rPr>
+        <w:t>0</w:t>
+      </w:r>
+      <w:r>
+        <w:rPr>
+          <w:sz w:val="22"/>
+          <w:szCs w:val="22"/>
+        </w:rPr>
+        <w:t>.</w:t>
+      </w:r>
+    </w:p>
+    <w:p>
+      <w:pPr>
+        <w:pStyle w:val="Prrafodelista"/>
+        <w:numPr>
+          <w:ilvl w:val="0"/>
+          <w:numId w:val="16"/>
+        </w:numPr>
+        <w:jc w:val="both"/>
+        <w:rPr>
+          <w:b/>
+          <w:bCs/>
+          <w:sz w:val="22"/>
+          <w:szCs w:val="22"/>
+        </w:rPr>
+      </w:pPr>
+      <w:r>
+        <w:rPr>
+          <w:sz w:val="22"/>
+          <w:szCs w:val="22"/>
+        </w:rPr>
+        <w:t xml:space="preserve">Si no, acepto el nuevo valor con probabilidad s que depende del </w:t>
+      </w:r>
+      <w:r>
+        <w:rPr>
+          <w:sz w:val="22"/>
+          <w:szCs w:val="22"/>
+        </w:rPr>
+        <w:t>valor de Temperatura T, y los valores de evaluación F(X) y F(X</w:t>
+      </w:r>
+      <w:r>
+        <w:rPr>
+          <w:sz w:val="22"/>
+          <w:szCs w:val="22"/>
+          <w:vertAlign w:val="subscript"/>
+        </w:rPr>
+        <w:t>0</w:t>
+      </w:r>
+      <w:r>
+        <w:rPr>
+          <w:sz w:val="22"/>
+          <w:szCs w:val="22"/>
+        </w:rPr>
+        <w:t>)</w:t>
+      </w:r>
+      <w:r>
+        <w:rPr>
+          <w:sz w:val="22"/>
+          <w:szCs w:val="22"/>
+        </w:rPr>
+        <w:t>. (Cuando el valor que tengo no es mejor que el anterior)</w:t>
+      </w:r>
+    </w:p>
+    <w:p>
+      <w:pPr>
+        <w:pStyle w:val="Prrafodelista"/>
+        <w:numPr>
+          <w:ilvl w:val="0"/>
+          <w:numId w:val="16"/>
+        </w:numPr>
+        <w:jc w:val="both"/>
+        <w:rPr>
+          <w:b/>
+          <w:bCs/>
+          <w:sz w:val="22"/>
+          <w:szCs w:val="22"/>
+        </w:rPr>
+      </w:pPr>
+      <w:r>
+        <w:rPr>
+          <w:sz w:val="22"/>
+          <w:szCs w:val="22"/>
+        </w:rPr>
+        <w:t xml:space="preserve">Vuelve a 2. </w:t>
+      </w:r>
+    </w:p>
+    <w:p>
+      <w:pPr>
+        <w:rPr>
+          <w:sz w:val="22"/>
+          <w:szCs w:val="22"/>
+        </w:rPr>
+      </w:pPr>
+    </w:p>
+    <w:p>
+      <w:pPr>
+        <w:rPr>
+          <w:sz w:val="22"/>
+          <w:szCs w:val="22"/>
+        </w:rPr>
+      </w:pPr>
+      <w:r>
+        <w:rPr>
+          <w:sz w:val="22"/>
+          <w:szCs w:val="22"/>
+        </w:rPr>
+        <w:t>Esquema complejo</w:t>
+      </w:r>
+    </w:p>
+    <w:p>
+      <w:pPr>
+        <w:jc w:val="center"/>
+        <w:rPr>
+          <w:sz w:val="22"/>
+          <w:szCs w:val="22"/>
+        </w:rPr>
+      </w:pPr>
+      <w:r>
+        <w:rPr>
+          <w:sz w:val="22"/>
+          <w:szCs w:val="22"/>
+        </w:rPr>
+        <w:drawing>
+          <wp:inline distT="0" distB="0" distL="0" distR="0" wp14:anchorId="3A1F906B" wp14:editId="1325819F">
+            <wp:extent cx="4801256" cy="3183147"/>
+            <wp:effectExtent l="0" t="0" r="0" b="0"/>
+            <wp:docPr id="4" name="Imagen 4"/>
+            <wp:cNvGraphicFramePr>
+              <a:graphicFrameLocks xmlns:a="http://schemas.openxmlformats.org/drawingml/2006/main" noChangeAspect="1"/>
+            </wp:cNvGraphicFramePr>
+            <a:graphic xmlns:a="http://schemas.openxmlformats.org/drawingml/2006/main">
+              <a:graphicData uri="http://schemas.openxmlformats.org/drawingml/2006/picture">
+                <pic:pic xmlns:pic="http://schemas.openxmlformats.org/drawingml/2006/picture">
+                  <pic:nvPicPr>
+                    <pic:cNvPr id="1" name=""/>
+                    <pic:cNvPicPr/>
+                  </pic:nvPicPr>
+                  <pic:blipFill>
+                    <a:blip r:embed="rId8"/>
+                    <a:stretch>
+                      <a:fillRect/>
+                    </a:stretch>
+                  </pic:blipFill>
+                  <pic:spPr>
+                    <a:xfrm>
+                      <a:off x="0" y="0"/>
+                      <a:ext cx="4806358" cy="3186530"/>
+                    </a:xfrm>
+                    <a:prstGeom prst="rect">
+                      <a:avLst/>
+                    </a:prstGeom>
+                  </pic:spPr>
+                </pic:pic>
+              </a:graphicData>
+            </a:graphic>
+          </wp:inline>
+        </w:drawing>
+      </w:r>
     </w:p>
     <w:sectPr>
       <w:pgSz w:w="11906" w:h="16838"/>
@@ -3325,6 +4804,232 @@
 <file path=word/numbering.xml><?xml version="1.0" encoding="utf-8"?>
 <w:numbering xmlns:wpc="http://schemas.microsoft.com/office/word/2010/wordprocessingCanvas" xmlns:cx="http://schemas.microsoft.com/office/drawing/2014/chartex" xmlns:cx1="http://schemas.microsoft.com/office/drawing/2015/9/8/chartex" xmlns:cx2="http://schemas.microsoft.com/office/drawing/2015/10/21/chartex" xmlns:cx3="http://schemas.microsoft.com/office/drawing/2016/5/9/chartex" xmlns:cx4="http://schemas.microsoft.com/office/drawing/2016/5/10/chartex" xmlns:cx5="http://schemas.microsoft.com/office/drawing/2016/5/11/chartex" xmlns:cx6="http://schemas.microsoft.com/office/drawing/2016/5/12/chartex" xmlns:cx7="http://schemas.microsoft.com/office/drawing/2016/5/13/chartex" xmlns:cx8="http://schemas.microsoft.com/office/drawing/2016/5/14/chartex" xmlns:mc="http://schemas.openxmlformats.org/markup-compatibility/2006" xmlns:aink="http://schemas.microsoft.com/office/drawing/2016/ink" xmlns:am3d="http://schemas.microsoft.com/office/drawing/2017/model3d" xmlns:o="urn:schemas-microsoft-com:office:office" xmlns:oel="http://schemas.microsoft.com/office/2019/extlst" xmlns:r="http://schemas.openxmlformats.org/officeDocument/2006/relationships" xmlns:m="http://schemas.openxmlformats.org/officeDocument/2006/math" xmlns:v="urn:schemas-microsoft-com:vml" xmlns:wp14="http://schemas.microsoft.com/office/word/2010/wordprocessingDrawing" xmlns:wp="http://schemas.openxmlformats.org/drawingml/2006/wordprocessingDrawing" xmlns:w10="urn:schemas-microsoft-com:office:word" xmlns:w="http://schemas.openxmlformats.org/wordprocessingml/2006/main" xmlns:w14="http://schemas.microsoft.com/office/word/2010/wordml" xmlns:w15="http://schemas.microsoft.com/office/word/2012/wordml" xmlns:w16cex="http://schemas.microsoft.com/office/word/2018/wordml/cex" xmlns:w16cid="http://schemas.microsoft.com/office/word/2016/wordml/cid" xmlns:w16="http://schemas.microsoft.com/office/word/2018/wordml" xmlns:w16sdtdh="http://schemas.microsoft.com/office/word/2020/wordml/sdtdatahash" xmlns:w16se="http://schemas.microsoft.com/office/word/2015/wordml/symex" xmlns:wpg="http://schemas.microsoft.com/office/word/2010/wordprocessingGroup" xmlns:wpi="http://schemas.microsoft.com/office/word/2010/wordprocessingInk" xmlns:wne="http://schemas.microsoft.com/office/word/2006/wordml" xmlns:wps="http://schemas.microsoft.com/office/word/2010/wordprocessingShape" mc:Ignorable="w14 w15 w16se w16cid w16 w16cex w16sdtdh wp14">
   <w:abstractNum w:abstractNumId="0" w15:restartNumberingAfterBreak="0">
+    <w:nsid w:val="00ED3FB5"/>
+    <w:multiLevelType w:val="hybridMultilevel"/>
+    <w:tmpl w:val="77509C1A"/>
+    <w:lvl w:ilvl="0" w:tplc="2C0A0001">
+      <w:start w:val="1"/>
+      <w:numFmt w:val="bullet"/>
+      <w:lvlText w:val=""/>
+      <w:lvlJc w:val="left"/>
+      <w:pPr>
+        <w:ind w:left="720" w:hanging="360"/>
+      </w:pPr>
+      <w:rPr>
+        <w:rFonts w:ascii="Symbol" w:hAnsi="Symbol" w:hint="default"/>
+      </w:rPr>
+    </w:lvl>
+    <w:lvl w:ilvl="1" w:tplc="2C0A0003" w:tentative="1">
+      <w:start w:val="1"/>
+      <w:numFmt w:val="bullet"/>
+      <w:lvlText w:val="o"/>
+      <w:lvlJc w:val="left"/>
+      <w:pPr>
+        <w:ind w:left="1440" w:hanging="360"/>
+      </w:pPr>
+      <w:rPr>
+        <w:rFonts w:ascii="Courier New" w:hAnsi="Courier New" w:cs="Courier New" w:hint="default"/>
+      </w:rPr>
+    </w:lvl>
+    <w:lvl w:ilvl="2" w:tplc="2C0A0005" w:tentative="1">
+      <w:start w:val="1"/>
+      <w:numFmt w:val="bullet"/>
+      <w:lvlText w:val=""/>
+      <w:lvlJc w:val="left"/>
+      <w:pPr>
+        <w:ind w:left="2160" w:hanging="360"/>
+      </w:pPr>
+      <w:rPr>
+        <w:rFonts w:ascii="Wingdings" w:hAnsi="Wingdings" w:hint="default"/>
+      </w:rPr>
+    </w:lvl>
+    <w:lvl w:ilvl="3" w:tplc="2C0A0001" w:tentative="1">
+      <w:start w:val="1"/>
+      <w:numFmt w:val="bullet"/>
+      <w:lvlText w:val=""/>
+      <w:lvlJc w:val="left"/>
+      <w:pPr>
+        <w:ind w:left="2880" w:hanging="360"/>
+      </w:pPr>
+      <w:rPr>
+        <w:rFonts w:ascii="Symbol" w:hAnsi="Symbol" w:hint="default"/>
+      </w:rPr>
+    </w:lvl>
+    <w:lvl w:ilvl="4" w:tplc="2C0A0003" w:tentative="1">
+      <w:start w:val="1"/>
+      <w:numFmt w:val="bullet"/>
+      <w:lvlText w:val="o"/>
+      <w:lvlJc w:val="left"/>
+      <w:pPr>
+        <w:ind w:left="3600" w:hanging="360"/>
+      </w:pPr>
+      <w:rPr>
+        <w:rFonts w:ascii="Courier New" w:hAnsi="Courier New" w:cs="Courier New" w:hint="default"/>
+      </w:rPr>
+    </w:lvl>
+    <w:lvl w:ilvl="5" w:tplc="2C0A0005" w:tentative="1">
+      <w:start w:val="1"/>
+      <w:numFmt w:val="bullet"/>
+      <w:lvlText w:val=""/>
+      <w:lvlJc w:val="left"/>
+      <w:pPr>
+        <w:ind w:left="4320" w:hanging="360"/>
+      </w:pPr>
+      <w:rPr>
+        <w:rFonts w:ascii="Wingdings" w:hAnsi="Wingdings" w:hint="default"/>
+      </w:rPr>
+    </w:lvl>
+    <w:lvl w:ilvl="6" w:tplc="2C0A0001" w:tentative="1">
+      <w:start w:val="1"/>
+      <w:numFmt w:val="bullet"/>
+      <w:lvlText w:val=""/>
+      <w:lvlJc w:val="left"/>
+      <w:pPr>
+        <w:ind w:left="5040" w:hanging="360"/>
+      </w:pPr>
+      <w:rPr>
+        <w:rFonts w:ascii="Symbol" w:hAnsi="Symbol" w:hint="default"/>
+      </w:rPr>
+    </w:lvl>
+    <w:lvl w:ilvl="7" w:tplc="2C0A0003" w:tentative="1">
+      <w:start w:val="1"/>
+      <w:numFmt w:val="bullet"/>
+      <w:lvlText w:val="o"/>
+      <w:lvlJc w:val="left"/>
+      <w:pPr>
+        <w:ind w:left="5760" w:hanging="360"/>
+      </w:pPr>
+      <w:rPr>
+        <w:rFonts w:ascii="Courier New" w:hAnsi="Courier New" w:cs="Courier New" w:hint="default"/>
+      </w:rPr>
+    </w:lvl>
+    <w:lvl w:ilvl="8" w:tplc="2C0A0005" w:tentative="1">
+      <w:start w:val="1"/>
+      <w:numFmt w:val="bullet"/>
+      <w:lvlText w:val=""/>
+      <w:lvlJc w:val="left"/>
+      <w:pPr>
+        <w:ind w:left="6480" w:hanging="360"/>
+      </w:pPr>
+      <w:rPr>
+        <w:rFonts w:ascii="Wingdings" w:hAnsi="Wingdings" w:hint="default"/>
+      </w:rPr>
+    </w:lvl>
+  </w:abstractNum>
+  <w:abstractNum w:abstractNumId="1" w15:restartNumberingAfterBreak="0">
+    <w:nsid w:val="0A225C92"/>
+    <w:multiLevelType w:val="hybridMultilevel"/>
+    <w:tmpl w:val="356490EE"/>
+    <w:lvl w:ilvl="0" w:tplc="2C0A0001">
+      <w:start w:val="1"/>
+      <w:numFmt w:val="bullet"/>
+      <w:lvlText w:val=""/>
+      <w:lvlJc w:val="left"/>
+      <w:pPr>
+        <w:ind w:left="720" w:hanging="360"/>
+      </w:pPr>
+      <w:rPr>
+        <w:rFonts w:ascii="Symbol" w:hAnsi="Symbol" w:hint="default"/>
+      </w:rPr>
+    </w:lvl>
+    <w:lvl w:ilvl="1" w:tplc="2C0A0003" w:tentative="1">
+      <w:start w:val="1"/>
+      <w:numFmt w:val="bullet"/>
+      <w:lvlText w:val="o"/>
+      <w:lvlJc w:val="left"/>
+      <w:pPr>
+        <w:ind w:left="1440" w:hanging="360"/>
+      </w:pPr>
+      <w:rPr>
+        <w:rFonts w:ascii="Courier New" w:hAnsi="Courier New" w:cs="Courier New" w:hint="default"/>
+      </w:rPr>
+    </w:lvl>
+    <w:lvl w:ilvl="2" w:tplc="2C0A0005" w:tentative="1">
+      <w:start w:val="1"/>
+      <w:numFmt w:val="bullet"/>
+      <w:lvlText w:val=""/>
+      <w:lvlJc w:val="left"/>
+      <w:pPr>
+        <w:ind w:left="2160" w:hanging="360"/>
+      </w:pPr>
+      <w:rPr>
+        <w:rFonts w:ascii="Wingdings" w:hAnsi="Wingdings" w:hint="default"/>
+      </w:rPr>
+    </w:lvl>
+    <w:lvl w:ilvl="3" w:tplc="2C0A0001" w:tentative="1">
+      <w:start w:val="1"/>
+      <w:numFmt w:val="bullet"/>
+      <w:lvlText w:val=""/>
+      <w:lvlJc w:val="left"/>
+      <w:pPr>
+        <w:ind w:left="2880" w:hanging="360"/>
+      </w:pPr>
+      <w:rPr>
+        <w:rFonts w:ascii="Symbol" w:hAnsi="Symbol" w:hint="default"/>
+      </w:rPr>
+    </w:lvl>
+    <w:lvl w:ilvl="4" w:tplc="2C0A0003" w:tentative="1">
+      <w:start w:val="1"/>
+      <w:numFmt w:val="bullet"/>
+      <w:lvlText w:val="o"/>
+      <w:lvlJc w:val="left"/>
+      <w:pPr>
+        <w:ind w:left="3600" w:hanging="360"/>
+      </w:pPr>
+      <w:rPr>
+        <w:rFonts w:ascii="Courier New" w:hAnsi="Courier New" w:cs="Courier New" w:hint="default"/>
+      </w:rPr>
+    </w:lvl>
+    <w:lvl w:ilvl="5" w:tplc="2C0A0005" w:tentative="1">
+      <w:start w:val="1"/>
+      <w:numFmt w:val="bullet"/>
+      <w:lvlText w:val=""/>
+      <w:lvlJc w:val="left"/>
+      <w:pPr>
+        <w:ind w:left="4320" w:hanging="360"/>
+      </w:pPr>
+      <w:rPr>
+        <w:rFonts w:ascii="Wingdings" w:hAnsi="Wingdings" w:hint="default"/>
+      </w:rPr>
+    </w:lvl>
+    <w:lvl w:ilvl="6" w:tplc="2C0A0001" w:tentative="1">
+      <w:start w:val="1"/>
+      <w:numFmt w:val="bullet"/>
+      <w:lvlText w:val=""/>
+      <w:lvlJc w:val="left"/>
+      <w:pPr>
+        <w:ind w:left="5040" w:hanging="360"/>
+      </w:pPr>
+      <w:rPr>
+        <w:rFonts w:ascii="Symbol" w:hAnsi="Symbol" w:hint="default"/>
+      </w:rPr>
+    </w:lvl>
+    <w:lvl w:ilvl="7" w:tplc="2C0A0003" w:tentative="1">
+      <w:start w:val="1"/>
+      <w:numFmt w:val="bullet"/>
+      <w:lvlText w:val="o"/>
+      <w:lvlJc w:val="left"/>
+      <w:pPr>
+        <w:ind w:left="5760" w:hanging="360"/>
+      </w:pPr>
+      <w:rPr>
+        <w:rFonts w:ascii="Courier New" w:hAnsi="Courier New" w:cs="Courier New" w:hint="default"/>
+      </w:rPr>
+    </w:lvl>
+    <w:lvl w:ilvl="8" w:tplc="2C0A0005" w:tentative="1">
+      <w:start w:val="1"/>
+      <w:numFmt w:val="bullet"/>
+      <w:lvlText w:val=""/>
+      <w:lvlJc w:val="left"/>
+      <w:pPr>
+        <w:ind w:left="6480" w:hanging="360"/>
+      </w:pPr>
+      <w:rPr>
+        <w:rFonts w:ascii="Wingdings" w:hAnsi="Wingdings" w:hint="default"/>
+      </w:rPr>
+    </w:lvl>
+  </w:abstractNum>
+  <w:abstractNum w:abstractNumId="2" w15:restartNumberingAfterBreak="0">
     <w:nsid w:val="1AD876A0"/>
     <w:multiLevelType w:val="hybridMultilevel"/>
     <w:tmpl w:val="591885C8"/>
@@ -3437,7 +5142,7 @@
       </w:rPr>
     </w:lvl>
   </w:abstractNum>
-  <w:abstractNum w:abstractNumId="1" w15:restartNumberingAfterBreak="0">
+  <w:abstractNum w:abstractNumId="3" w15:restartNumberingAfterBreak="0">
     <w:nsid w:val="28131A51"/>
     <w:multiLevelType w:val="hybridMultilevel"/>
     <w:tmpl w:val="9D2E64BE"/>
@@ -3550,7 +5255,7 @@
       </w:rPr>
     </w:lvl>
   </w:abstractNum>
-  <w:abstractNum w:abstractNumId="2" w15:restartNumberingAfterBreak="0">
+  <w:abstractNum w:abstractNumId="4" w15:restartNumberingAfterBreak="0">
     <w:nsid w:val="2E3555D3"/>
     <w:multiLevelType w:val="hybridMultilevel"/>
     <w:tmpl w:val="CDD64860"/>
@@ -3663,7 +5368,7 @@
       </w:rPr>
     </w:lvl>
   </w:abstractNum>
-  <w:abstractNum w:abstractNumId="3" w15:restartNumberingAfterBreak="0">
+  <w:abstractNum w:abstractNumId="5" w15:restartNumberingAfterBreak="0">
     <w:nsid w:val="319B4672"/>
     <w:multiLevelType w:val="hybridMultilevel"/>
     <w:tmpl w:val="89226262"/>
@@ -3776,7 +5481,7 @@
       </w:rPr>
     </w:lvl>
   </w:abstractNum>
-  <w:abstractNum w:abstractNumId="4" w15:restartNumberingAfterBreak="0">
+  <w:abstractNum w:abstractNumId="6" w15:restartNumberingAfterBreak="0">
     <w:nsid w:val="3DE41D6F"/>
     <w:multiLevelType w:val="hybridMultilevel"/>
     <w:tmpl w:val="DB280B80"/>
@@ -3889,7 +5594,7 @@
       </w:rPr>
     </w:lvl>
   </w:abstractNum>
-  <w:abstractNum w:abstractNumId="5" w15:restartNumberingAfterBreak="0">
+  <w:abstractNum w:abstractNumId="7" w15:restartNumberingAfterBreak="0">
     <w:nsid w:val="435714FB"/>
     <w:multiLevelType w:val="hybridMultilevel"/>
     <w:tmpl w:val="FF4828B8"/>
@@ -3978,7 +5683,7 @@
       </w:pPr>
     </w:lvl>
   </w:abstractNum>
-  <w:abstractNum w:abstractNumId="6" w15:restartNumberingAfterBreak="0">
+  <w:abstractNum w:abstractNumId="8" w15:restartNumberingAfterBreak="0">
     <w:nsid w:val="458E2D34"/>
     <w:multiLevelType w:val="hybridMultilevel"/>
     <w:tmpl w:val="CEC6FF00"/>
@@ -4091,7 +5796,7 @@
       </w:rPr>
     </w:lvl>
   </w:abstractNum>
-  <w:abstractNum w:abstractNumId="7" w15:restartNumberingAfterBreak="0">
+  <w:abstractNum w:abstractNumId="9" w15:restartNumberingAfterBreak="0">
     <w:nsid w:val="45C83E32"/>
     <w:multiLevelType w:val="hybridMultilevel"/>
     <w:tmpl w:val="9952609A"/>
@@ -4181,7 +5886,97 @@
       </w:pPr>
     </w:lvl>
   </w:abstractNum>
-  <w:abstractNum w:abstractNumId="8" w15:restartNumberingAfterBreak="0">
+  <w:abstractNum w:abstractNumId="10" w15:restartNumberingAfterBreak="0">
+    <w:nsid w:val="4B763197"/>
+    <w:multiLevelType w:val="hybridMultilevel"/>
+    <w:tmpl w:val="4F70FACC"/>
+    <w:lvl w:ilvl="0" w:tplc="2C0A000F">
+      <w:start w:val="1"/>
+      <w:numFmt w:val="decimal"/>
+      <w:lvlText w:val="%1."/>
+      <w:lvlJc w:val="left"/>
+      <w:pPr>
+        <w:ind w:left="720" w:hanging="360"/>
+      </w:pPr>
+      <w:rPr>
+        <w:rFonts w:hint="default"/>
+        <w:b w:val="0"/>
+      </w:rPr>
+    </w:lvl>
+    <w:lvl w:ilvl="1" w:tplc="2C0A0019" w:tentative="1">
+      <w:start w:val="1"/>
+      <w:numFmt w:val="lowerLetter"/>
+      <w:lvlText w:val="%2."/>
+      <w:lvlJc w:val="left"/>
+      <w:pPr>
+        <w:ind w:left="1440" w:hanging="360"/>
+      </w:pPr>
+    </w:lvl>
+    <w:lvl w:ilvl="2" w:tplc="2C0A001B" w:tentative="1">
+      <w:start w:val="1"/>
+      <w:numFmt w:val="lowerRoman"/>
+      <w:lvlText w:val="%3."/>
+      <w:lvlJc w:val="right"/>
+      <w:pPr>
+        <w:ind w:left="2160" w:hanging="180"/>
+      </w:pPr>
+    </w:lvl>
+    <w:lvl w:ilvl="3" w:tplc="2C0A000F" w:tentative="1">
+      <w:start w:val="1"/>
+      <w:numFmt w:val="decimal"/>
+      <w:lvlText w:val="%4."/>
+      <w:lvlJc w:val="left"/>
+      <w:pPr>
+        <w:ind w:left="2880" w:hanging="360"/>
+      </w:pPr>
+    </w:lvl>
+    <w:lvl w:ilvl="4" w:tplc="2C0A0019" w:tentative="1">
+      <w:start w:val="1"/>
+      <w:numFmt w:val="lowerLetter"/>
+      <w:lvlText w:val="%5."/>
+      <w:lvlJc w:val="left"/>
+      <w:pPr>
+        <w:ind w:left="3600" w:hanging="360"/>
+      </w:pPr>
+    </w:lvl>
+    <w:lvl w:ilvl="5" w:tplc="2C0A001B" w:tentative="1">
+      <w:start w:val="1"/>
+      <w:numFmt w:val="lowerRoman"/>
+      <w:lvlText w:val="%6."/>
+      <w:lvlJc w:val="right"/>
+      <w:pPr>
+        <w:ind w:left="4320" w:hanging="180"/>
+      </w:pPr>
+    </w:lvl>
+    <w:lvl w:ilvl="6" w:tplc="2C0A000F" w:tentative="1">
+      <w:start w:val="1"/>
+      <w:numFmt w:val="decimal"/>
+      <w:lvlText w:val="%7."/>
+      <w:lvlJc w:val="left"/>
+      <w:pPr>
+        <w:ind w:left="5040" w:hanging="360"/>
+      </w:pPr>
+    </w:lvl>
+    <w:lvl w:ilvl="7" w:tplc="2C0A0019" w:tentative="1">
+      <w:start w:val="1"/>
+      <w:numFmt w:val="lowerLetter"/>
+      <w:lvlText w:val="%8."/>
+      <w:lvlJc w:val="left"/>
+      <w:pPr>
+        <w:ind w:left="5760" w:hanging="360"/>
+      </w:pPr>
+    </w:lvl>
+    <w:lvl w:ilvl="8" w:tplc="2C0A001B" w:tentative="1">
+      <w:start w:val="1"/>
+      <w:numFmt w:val="lowerRoman"/>
+      <w:lvlText w:val="%9."/>
+      <w:lvlJc w:val="right"/>
+      <w:pPr>
+        <w:ind w:left="6480" w:hanging="180"/>
+      </w:pPr>
+    </w:lvl>
+  </w:abstractNum>
+  <w:abstractNum w:abstractNumId="11" w15:restartNumberingAfterBreak="0">
     <w:nsid w:val="4F9971B8"/>
     <w:multiLevelType w:val="hybridMultilevel"/>
     <w:tmpl w:val="C1B60486"/>
@@ -4294,7 +6089,7 @@
       </w:rPr>
     </w:lvl>
   </w:abstractNum>
-  <w:abstractNum w:abstractNumId="9" w15:restartNumberingAfterBreak="0">
+  <w:abstractNum w:abstractNumId="12" w15:restartNumberingAfterBreak="0">
     <w:nsid w:val="5DEE3D27"/>
     <w:multiLevelType w:val="hybridMultilevel"/>
     <w:tmpl w:val="D8D646E2"/>
@@ -4407,7 +6202,210 @@
       </w:rPr>
     </w:lvl>
   </w:abstractNum>
-  <w:abstractNum w:abstractNumId="10" w15:restartNumberingAfterBreak="0">
+  <w:abstractNum w:abstractNumId="13" w15:restartNumberingAfterBreak="0">
+    <w:nsid w:val="5F865929"/>
+    <w:multiLevelType w:val="hybridMultilevel"/>
+    <w:tmpl w:val="4F70FACC"/>
+    <w:lvl w:ilvl="0" w:tplc="FFFFFFFF">
+      <w:start w:val="1"/>
+      <w:numFmt w:val="decimal"/>
+      <w:lvlText w:val="%1."/>
+      <w:lvlJc w:val="left"/>
+      <w:pPr>
+        <w:ind w:left="720" w:hanging="360"/>
+      </w:pPr>
+      <w:rPr>
+        <w:rFonts w:hint="default"/>
+        <w:b w:val="0"/>
+      </w:rPr>
+    </w:lvl>
+    <w:lvl w:ilvl="1" w:tplc="FFFFFFFF" w:tentative="1">
+      <w:start w:val="1"/>
+      <w:numFmt w:val="lowerLetter"/>
+      <w:lvlText w:val="%2."/>
+      <w:lvlJc w:val="left"/>
+      <w:pPr>
+        <w:ind w:left="1440" w:hanging="360"/>
+      </w:pPr>
+    </w:lvl>
+    <w:lvl w:ilvl="2" w:tplc="FFFFFFFF" w:tentative="1">
+      <w:start w:val="1"/>
+      <w:numFmt w:val="lowerRoman"/>
+      <w:lvlText w:val="%3."/>
+      <w:lvlJc w:val="right"/>
+      <w:pPr>
+        <w:ind w:left="2160" w:hanging="180"/>
+      </w:pPr>
+    </w:lvl>
+    <w:lvl w:ilvl="3" w:tplc="FFFFFFFF" w:tentative="1">
+      <w:start w:val="1"/>
+      <w:numFmt w:val="decimal"/>
+      <w:lvlText w:val="%4."/>
+      <w:lvlJc w:val="left"/>
+      <w:pPr>
+        <w:ind w:left="2880" w:hanging="360"/>
+      </w:pPr>
+    </w:lvl>
+    <w:lvl w:ilvl="4" w:tplc="FFFFFFFF" w:tentative="1">
+      <w:start w:val="1"/>
+      <w:numFmt w:val="lowerLetter"/>
+      <w:lvlText w:val="%5."/>
+      <w:lvlJc w:val="left"/>
+      <w:pPr>
+        <w:ind w:left="3600" w:hanging="360"/>
+      </w:pPr>
+    </w:lvl>
+    <w:lvl w:ilvl="5" w:tplc="FFFFFFFF" w:tentative="1">
+      <w:start w:val="1"/>
+      <w:numFmt w:val="lowerRoman"/>
+      <w:lvlText w:val="%6."/>
+      <w:lvlJc w:val="right"/>
+      <w:pPr>
+        <w:ind w:left="4320" w:hanging="180"/>
+      </w:pPr>
+    </w:lvl>
+    <w:lvl w:ilvl="6" w:tplc="FFFFFFFF" w:tentative="1">
+      <w:start w:val="1"/>
+      <w:numFmt w:val="decimal"/>
+      <w:lvlText w:val="%7."/>
+      <w:lvlJc w:val="left"/>
+      <w:pPr>
+        <w:ind w:left="5040" w:hanging="360"/>
+      </w:pPr>
+    </w:lvl>
+    <w:lvl w:ilvl="7" w:tplc="FFFFFFFF" w:tentative="1">
+      <w:start w:val="1"/>
+      <w:numFmt w:val="lowerLetter"/>
+      <w:lvlText w:val="%8."/>
+      <w:lvlJc w:val="left"/>
+      <w:pPr>
+        <w:ind w:left="5760" w:hanging="360"/>
+      </w:pPr>
+    </w:lvl>
+    <w:lvl w:ilvl="8" w:tplc="FFFFFFFF" w:tentative="1">
+      <w:start w:val="1"/>
+      <w:numFmt w:val="lowerRoman"/>
+      <w:lvlText w:val="%9."/>
+      <w:lvlJc w:val="right"/>
+      <w:pPr>
+        <w:ind w:left="6480" w:hanging="180"/>
+      </w:pPr>
+    </w:lvl>
+  </w:abstractNum>
+  <w:abstractNum w:abstractNumId="14" w15:restartNumberingAfterBreak="0">
+    <w:nsid w:val="6EE47676"/>
+    <w:multiLevelType w:val="hybridMultilevel"/>
+    <w:tmpl w:val="DA245370"/>
+    <w:lvl w:ilvl="0" w:tplc="2C0A0001">
+      <w:start w:val="1"/>
+      <w:numFmt w:val="bullet"/>
+      <w:lvlText w:val=""/>
+      <w:lvlJc w:val="left"/>
+      <w:pPr>
+        <w:ind w:left="720" w:hanging="360"/>
+      </w:pPr>
+      <w:rPr>
+        <w:rFonts w:ascii="Symbol" w:hAnsi="Symbol" w:hint="default"/>
+      </w:rPr>
+    </w:lvl>
+    <w:lvl w:ilvl="1" w:tplc="2C0A0003" w:tentative="1">
+      <w:start w:val="1"/>
+      <w:numFmt w:val="bullet"/>
+      <w:lvlText w:val="o"/>
+      <w:lvlJc w:val="left"/>
+      <w:pPr>
+        <w:ind w:left="1440" w:hanging="360"/>
+      </w:pPr>
+      <w:rPr>
+        <w:rFonts w:ascii="Courier New" w:hAnsi="Courier New" w:cs="Courier New" w:hint="default"/>
+      </w:rPr>
+    </w:lvl>
+    <w:lvl w:ilvl="2" w:tplc="2C0A0005" w:tentative="1">
+      <w:start w:val="1"/>
+      <w:numFmt w:val="bullet"/>
+      <w:lvlText w:val=""/>
+      <w:lvlJc w:val="left"/>
+      <w:pPr>
+        <w:ind w:left="2160" w:hanging="360"/>
+      </w:pPr>
+      <w:rPr>
+        <w:rFonts w:ascii="Wingdings" w:hAnsi="Wingdings" w:hint="default"/>
+      </w:rPr>
+    </w:lvl>
+    <w:lvl w:ilvl="3" w:tplc="2C0A0001" w:tentative="1">
+      <w:start w:val="1"/>
+      <w:numFmt w:val="bullet"/>
+      <w:lvlText w:val=""/>
+      <w:lvlJc w:val="left"/>
+      <w:pPr>
+        <w:ind w:left="2880" w:hanging="360"/>
+      </w:pPr>
+      <w:rPr>
+        <w:rFonts w:ascii="Symbol" w:hAnsi="Symbol" w:hint="default"/>
+      </w:rPr>
+    </w:lvl>
+    <w:lvl w:ilvl="4" w:tplc="2C0A0003" w:tentative="1">
+      <w:start w:val="1"/>
+      <w:numFmt w:val="bullet"/>
+      <w:lvlText w:val="o"/>
+      <w:lvlJc w:val="left"/>
+      <w:pPr>
+        <w:ind w:left="3600" w:hanging="360"/>
+      </w:pPr>
+      <w:rPr>
+        <w:rFonts w:ascii="Courier New" w:hAnsi="Courier New" w:cs="Courier New" w:hint="default"/>
+      </w:rPr>
+    </w:lvl>
+    <w:lvl w:ilvl="5" w:tplc="2C0A0005" w:tentative="1">
+      <w:start w:val="1"/>
+      <w:numFmt w:val="bullet"/>
+      <w:lvlText w:val=""/>
+      <w:lvlJc w:val="left"/>
+      <w:pPr>
+        <w:ind w:left="4320" w:hanging="360"/>
+      </w:pPr>
+      <w:rPr>
+        <w:rFonts w:ascii="Wingdings" w:hAnsi="Wingdings" w:hint="default"/>
+      </w:rPr>
+    </w:lvl>
+    <w:lvl w:ilvl="6" w:tplc="2C0A0001" w:tentative="1">
+      <w:start w:val="1"/>
+      <w:numFmt w:val="bullet"/>
+      <w:lvlText w:val=""/>
+      <w:lvlJc w:val="left"/>
+      <w:pPr>
+        <w:ind w:left="5040" w:hanging="360"/>
+      </w:pPr>
+      <w:rPr>
+        <w:rFonts w:ascii="Symbol" w:hAnsi="Symbol" w:hint="default"/>
+      </w:rPr>
+    </w:lvl>
+    <w:lvl w:ilvl="7" w:tplc="2C0A0003" w:tentative="1">
+      <w:start w:val="1"/>
+      <w:numFmt w:val="bullet"/>
+      <w:lvlText w:val="o"/>
+      <w:lvlJc w:val="left"/>
+      <w:pPr>
+        <w:ind w:left="5760" w:hanging="360"/>
+      </w:pPr>
+      <w:rPr>
+        <w:rFonts w:ascii="Courier New" w:hAnsi="Courier New" w:cs="Courier New" w:hint="default"/>
+      </w:rPr>
+    </w:lvl>
+    <w:lvl w:ilvl="8" w:tplc="2C0A0005" w:tentative="1">
+      <w:start w:val="1"/>
+      <w:numFmt w:val="bullet"/>
+      <w:lvlText w:val=""/>
+      <w:lvlJc w:val="left"/>
+      <w:pPr>
+        <w:ind w:left="6480" w:hanging="360"/>
+      </w:pPr>
+      <w:rPr>
+        <w:rFonts w:ascii="Wingdings" w:hAnsi="Wingdings" w:hint="default"/>
+      </w:rPr>
+    </w:lvl>
+  </w:abstractNum>
+  <w:abstractNum w:abstractNumId="15" w15:restartNumberingAfterBreak="0">
     <w:nsid w:val="6F51563E"/>
     <w:multiLevelType w:val="hybridMultilevel"/>
     <w:tmpl w:val="ACB880E4"/>
@@ -4521,37 +6519,52 @@
     </w:lvl>
   </w:abstractNum>
   <w:num w:numId="1" w16cid:durableId="1577275551">
+    <w:abstractNumId w:val="2"/>
+  </w:num>
+  <w:num w:numId="2" w16cid:durableId="8339748">
+    <w:abstractNumId w:val="11"/>
+  </w:num>
+  <w:num w:numId="3" w16cid:durableId="1870214048">
+    <w:abstractNumId w:val="8"/>
+  </w:num>
+  <w:num w:numId="4" w16cid:durableId="1796287456">
+    <w:abstractNumId w:val="15"/>
+  </w:num>
+  <w:num w:numId="5" w16cid:durableId="985351535">
+    <w:abstractNumId w:val="12"/>
+  </w:num>
+  <w:num w:numId="6" w16cid:durableId="1253782533">
+    <w:abstractNumId w:val="4"/>
+  </w:num>
+  <w:num w:numId="7" w16cid:durableId="1936671926">
+    <w:abstractNumId w:val="5"/>
+  </w:num>
+  <w:num w:numId="8" w16cid:durableId="1970044133">
+    <w:abstractNumId w:val="6"/>
+  </w:num>
+  <w:num w:numId="9" w16cid:durableId="1636907382">
+    <w:abstractNumId w:val="3"/>
+  </w:num>
+  <w:num w:numId="10" w16cid:durableId="1004942772">
+    <w:abstractNumId w:val="7"/>
+  </w:num>
+  <w:num w:numId="11" w16cid:durableId="348604952">
+    <w:abstractNumId w:val="9"/>
+  </w:num>
+  <w:num w:numId="12" w16cid:durableId="104736036">
+    <w:abstractNumId w:val="1"/>
+  </w:num>
+  <w:num w:numId="13" w16cid:durableId="1433435067">
     <w:abstractNumId w:val="0"/>
   </w:num>
-  <w:num w:numId="2" w16cid:durableId="8339748">
-    <w:abstractNumId w:val="8"/>
+  <w:num w:numId="14" w16cid:durableId="1634020857">
+    <w:abstractNumId w:val="14"/>
   </w:num>
-  <w:num w:numId="3" w16cid:durableId="1870214048">
-    <w:abstractNumId w:val="6"/>
-  </w:num>
-  <w:num w:numId="4" w16cid:durableId="1796287456">
+  <w:num w:numId="15" w16cid:durableId="1949041851">
     <w:abstractNumId w:val="10"/>
   </w:num>
-  <w:num w:numId="5" w16cid:durableId="985351535">
-    <w:abstractNumId w:val="9"/>
-  </w:num>
-  <w:num w:numId="6" w16cid:durableId="1253782533">
-    <w:abstractNumId w:val="2"/>
-  </w:num>
-  <w:num w:numId="7" w16cid:durableId="1936671926">
-    <w:abstractNumId w:val="3"/>
-  </w:num>
-  <w:num w:numId="8" w16cid:durableId="1970044133">
-    <w:abstractNumId w:val="4"/>
-  </w:num>
-  <w:num w:numId="9" w16cid:durableId="1636907382">
-    <w:abstractNumId w:val="1"/>
-  </w:num>
-  <w:num w:numId="10" w16cid:durableId="1004942772">
-    <w:abstractNumId w:val="5"/>
-  </w:num>
-  <w:num w:numId="11" w16cid:durableId="348604952">
-    <w:abstractNumId w:val="7"/>
+  <w:num w:numId="16" w16cid:durableId="1282610509">
+    <w:abstractNumId w:val="13"/>
   </w:num>
 </w:numbering>
 </file>

--- a/Heurística y algoritmos de optimización genéticos.docx
+++ b/Heurística y algoritmos de optimización genéticos.docx
@@ -4256,6 +4256,7 @@
         <w:rPr>
           <w:b/>
           <w:bCs/>
+          <w:noProof/>
           <w:sz w:val="22"/>
           <w:szCs w:val="22"/>
         </w:rPr>
@@ -4751,6 +4752,7 @@
       </w:pPr>
       <w:r>
         <w:rPr>
+          <w:noProof/>
           <w:sz w:val="22"/>
           <w:szCs w:val="22"/>
         </w:rPr>
@@ -4790,6 +4792,340 @@
           </wp:inline>
         </w:drawing>
       </w:r>
+    </w:p>
+    <w:p>
+      <w:pPr>
+        <w:rPr>
+          <w:sz w:val="22"/>
+          <w:szCs w:val="22"/>
+        </w:rPr>
+      </w:pPr>
+      <w:r>
+        <w:rPr>
+          <w:sz w:val="22"/>
+          <w:szCs w:val="22"/>
+        </w:rPr>
+        <w:t xml:space="preserve">Algoritmo </w:t>
+      </w:r>
+      <w:r>
+        <w:rPr>
+          <w:sz w:val="22"/>
+          <w:szCs w:val="22"/>
+        </w:rPr>
+        <w:t>Genético</w:t>
+      </w:r>
+      <w:r>
+        <w:rPr>
+          <w:sz w:val="22"/>
+          <w:szCs w:val="22"/>
+        </w:rPr>
+        <w:t xml:space="preserve"> simple</w:t>
+      </w:r>
+    </w:p>
+    <w:p>
+      <w:pPr>
+        <w:rPr>
+          <w:sz w:val="22"/>
+          <w:szCs w:val="22"/>
+        </w:rPr>
+      </w:pPr>
+      <w:r>
+        <w:rPr>
+          <w:sz w:val="22"/>
+          <w:szCs w:val="22"/>
+        </w:rPr>
+        <w:t>Están comprendidos dentro de la clase de los algoritmos evolutivos</w:t>
+      </w:r>
+      <w:r>
+        <w:rPr>
+          <w:sz w:val="22"/>
+          <w:szCs w:val="22"/>
+        </w:rPr>
+        <w:t>, inspirados en la teoría evolutiva de Darwin que se refiere a la supervivencia del más apto, no del más fuerte (basada en la selección natural).</w:t>
+      </w:r>
+      <w:r>
+        <w:rPr>
+          <w:sz w:val="22"/>
+          <w:szCs w:val="22"/>
+        </w:rPr>
+        <w:t xml:space="preserve"> Los más adaptados tienen más posibilidades de reproducirse mientras que los menos también tienen posibilidades.</w:t>
+      </w:r>
+    </w:p>
+    <w:p>
+      <w:pPr>
+        <w:rPr>
+          <w:sz w:val="22"/>
+          <w:szCs w:val="22"/>
+        </w:rPr>
+      </w:pPr>
+      <w:r>
+        <w:rPr>
+          <w:sz w:val="22"/>
+          <w:szCs w:val="22"/>
+        </w:rPr>
+        <w:t xml:space="preserve">Algoritmo genético es una clase particular de algoritmo evolutivo. </w:t>
+      </w:r>
+      <w:r>
+        <w:rPr>
+          <w:sz w:val="22"/>
+          <w:szCs w:val="22"/>
+        </w:rPr>
+        <w:t>Tienen 3 elementos:</w:t>
+      </w:r>
+    </w:p>
+    <w:p>
+      <w:pPr>
+        <w:rPr>
+          <w:sz w:val="22"/>
+          <w:szCs w:val="22"/>
+        </w:rPr>
+      </w:pPr>
+      <w:r>
+        <w:rPr>
+          <w:sz w:val="22"/>
+          <w:szCs w:val="22"/>
+        </w:rPr>
+        <w:t xml:space="preserve">Selección: es el algoritmo que se encarga de elegir los individuos mejor adaptados para la reproducción. Mejor adaptado (valor de función de evaluación) -&gt; más alto el valor. Es una selección estocástica (muestreo </w:t>
+      </w:r>
+      <w:r>
+        <w:rPr>
+          <w:sz w:val="22"/>
+          <w:szCs w:val="22"/>
+        </w:rPr>
+        <w:t>estocástico</w:t>
+      </w:r>
+      <w:r>
+        <w:rPr>
+          <w:sz w:val="22"/>
+          <w:szCs w:val="22"/>
+        </w:rPr>
+        <w:t xml:space="preserve"> con repetición)</w:t>
+      </w:r>
+    </w:p>
+    <w:p>
+      <w:pPr>
+        <w:rPr>
+          <w:sz w:val="22"/>
+          <w:szCs w:val="22"/>
+        </w:rPr>
+      </w:pPr>
+      <w:r>
+        <w:rPr>
+          <w:sz w:val="22"/>
+          <w:szCs w:val="22"/>
+        </w:rPr>
+        <w:t xml:space="preserve">Cruzamiento: </w:t>
+      </w:r>
+      <w:r>
+        <w:rPr>
+          <w:sz w:val="22"/>
+          <w:szCs w:val="22"/>
+        </w:rPr>
+        <w:t xml:space="preserve">es la parte de la reproducción sexual de los mamíferos, combina </w:t>
+      </w:r>
+      <w:r>
+        <w:rPr>
+          <w:sz w:val="22"/>
+          <w:szCs w:val="22"/>
+        </w:rPr>
+        <w:t>aleatoriamente</w:t>
+      </w:r>
+      <w:r>
+        <w:rPr>
+          <w:sz w:val="22"/>
+          <w:szCs w:val="22"/>
+        </w:rPr>
+        <w:t xml:space="preserve"> la información que define a los individuos, que se encuentra codificada en </w:t>
+      </w:r>
+      <w:r>
+        <w:rPr>
+          <w:sz w:val="22"/>
+          <w:szCs w:val="22"/>
+        </w:rPr>
+        <w:lastRenderedPageBreak/>
+        <w:t>sus genes. Dos individuos (vectores) combinados generan un nuevo (hijo). Crossover es la forma algorítmica o matemática.</w:t>
+      </w:r>
+    </w:p>
+    <w:p>
+      <w:pPr>
+        <w:rPr>
+          <w:sz w:val="22"/>
+          <w:szCs w:val="22"/>
+        </w:rPr>
+      </w:pPr>
+      <w:r>
+        <w:rPr>
+          <w:sz w:val="22"/>
+          <w:szCs w:val="22"/>
+        </w:rPr>
+        <w:t xml:space="preserve">Mutación: son modificaciones aleatorias producidas en ciertos individuos, </w:t>
+      </w:r>
+      <w:r>
+        <w:rPr>
+          <w:sz w:val="22"/>
+          <w:szCs w:val="22"/>
+        </w:rPr>
+        <w:t>con probabilidad baja de ocurrencia. Les confiere cualidades únicas que influyen en su adaptabilidad (mejor o peor que los padres). La mutación es un operador de exploración.</w:t>
+      </w:r>
+    </w:p>
+    <w:p>
+      <w:pPr>
+        <w:rPr>
+          <w:sz w:val="22"/>
+          <w:szCs w:val="22"/>
+        </w:rPr>
+      </w:pPr>
+      <w:r>
+        <w:rPr>
+          <w:sz w:val="22"/>
+          <w:szCs w:val="22"/>
+        </w:rPr>
+        <w:t>La selección y el cruzamiento explotan la información disponible hasta el momento</w:t>
+      </w:r>
+      <w:r>
+        <w:rPr>
+          <w:sz w:val="22"/>
+          <w:szCs w:val="22"/>
+        </w:rPr>
+        <w:t xml:space="preserve">. Exploración vs explotación: </w:t>
+      </w:r>
+      <w:r>
+        <w:rPr>
+          <w:sz w:val="22"/>
+          <w:szCs w:val="22"/>
+        </w:rPr>
+        <w:t xml:space="preserve">en algoritmos genéticos y la mayoría de las heurísticas derivadas vienen de ambas. Tienen operadores como la mutación, encargados de explorar el espacio y operadores </w:t>
+      </w:r>
+      <w:r>
+        <w:rPr>
+          <w:sz w:val="22"/>
+          <w:szCs w:val="22"/>
+        </w:rPr>
+        <w:t>como la</w:t>
+      </w:r>
+      <w:r>
+        <w:rPr>
+          <w:sz w:val="22"/>
+          <w:szCs w:val="22"/>
+        </w:rPr>
+        <w:t xml:space="preserve"> selección y cruzamiento, </w:t>
+      </w:r>
+      <w:r>
+        <w:rPr>
+          <w:sz w:val="22"/>
+          <w:szCs w:val="22"/>
+        </w:rPr>
+        <w:t xml:space="preserve">que explotarán inteligentemente la información disponible. </w:t>
+      </w:r>
+      <w:r>
+        <w:rPr>
+          <w:sz w:val="22"/>
+          <w:szCs w:val="22"/>
+        </w:rPr>
+        <w:t>Un algoritmo estrictamente aleatorio no tiene componentes de explotación disponibles.</w:t>
+      </w:r>
+    </w:p>
+    <w:p>
+      <w:pPr>
+        <w:rPr>
+          <w:sz w:val="22"/>
+          <w:szCs w:val="22"/>
+        </w:rPr>
+      </w:pPr>
+      <w:r>
+        <w:rPr>
+          <w:sz w:val="22"/>
+          <w:szCs w:val="22"/>
+        </w:rPr>
+        <w:t>Características:</w:t>
+      </w:r>
+    </w:p>
+    <w:p>
+      <w:pPr>
+        <w:rPr>
+          <w:sz w:val="22"/>
+          <w:szCs w:val="22"/>
+        </w:rPr>
+      </w:pPr>
+      <w:r>
+        <w:rPr>
+          <w:sz w:val="22"/>
+          <w:szCs w:val="22"/>
+        </w:rPr>
+        <w:t>Paralelo: consideran muchas soluciones a la vez en cada paso, llamada “población”.</w:t>
+      </w:r>
+    </w:p>
+    <w:p>
+      <w:pPr>
+        <w:rPr>
+          <w:sz w:val="22"/>
+          <w:szCs w:val="22"/>
+        </w:rPr>
+      </w:pPr>
+      <w:r>
+        <w:rPr>
+          <w:sz w:val="22"/>
+          <w:szCs w:val="22"/>
+        </w:rPr>
+        <w:t>Evolutivo: están inspirados en el principio de Evolución y Selección natural de Darwin.</w:t>
+      </w:r>
+    </w:p>
+    <w:p>
+      <w:pPr>
+        <w:rPr>
+          <w:sz w:val="22"/>
+          <w:szCs w:val="22"/>
+        </w:rPr>
+      </w:pPr>
+      <w:r>
+        <w:rPr>
+          <w:sz w:val="22"/>
+          <w:szCs w:val="22"/>
+        </w:rPr>
+        <w:drawing>
+          <wp:inline distT="0" distB="0" distL="0" distR="0" wp14:anchorId="0707AC7D" wp14:editId="603D941D">
+            <wp:extent cx="5400040" cy="3233420"/>
+            <wp:effectExtent l="0" t="0" r="0" b="5080"/>
+            <wp:docPr id="5" name="Imagen 5"/>
+            <wp:cNvGraphicFramePr>
+              <a:graphicFrameLocks xmlns:a="http://schemas.openxmlformats.org/drawingml/2006/main" noChangeAspect="1"/>
+            </wp:cNvGraphicFramePr>
+            <a:graphic xmlns:a="http://schemas.openxmlformats.org/drawingml/2006/main">
+              <a:graphicData uri="http://schemas.openxmlformats.org/drawingml/2006/picture">
+                <pic:pic xmlns:pic="http://schemas.openxmlformats.org/drawingml/2006/picture">
+                  <pic:nvPicPr>
+                    <pic:cNvPr id="1" name=""/>
+                    <pic:cNvPicPr/>
+                  </pic:nvPicPr>
+                  <pic:blipFill>
+                    <a:blip r:embed="rId9"/>
+                    <a:stretch>
+                      <a:fillRect/>
+                    </a:stretch>
+                  </pic:blipFill>
+                  <pic:spPr>
+                    <a:xfrm>
+                      <a:off x="0" y="0"/>
+                      <a:ext cx="5400040" cy="3233420"/>
+                    </a:xfrm>
+                    <a:prstGeom prst="rect">
+                      <a:avLst/>
+                    </a:prstGeom>
+                  </pic:spPr>
+                </pic:pic>
+              </a:graphicData>
+            </a:graphic>
+          </wp:inline>
+        </w:drawing>
+      </w:r>
+    </w:p>
+    <w:p>
+      <w:pPr>
+        <w:rPr>
+          <w:sz w:val="22"/>
+          <w:szCs w:val="22"/>
+        </w:rPr>
+      </w:pPr>
     </w:p>
     <w:sectPr>
       <w:pgSz w:w="11906" w:h="16838"/>
